--- a/Master Manifest_template.docx
+++ b/Master Manifest_template.docx
@@ -62,7 +62,8 @@
     <w:tbl>
       <w:tblPr>
         <w:tblStyle w:val="TableGrid"/>
-        <w:tblW w:w="5000" w:type="pct"/>
+        <w:tblW w:w="5040" w:type="pct"/>
+        <w:tblInd w:w="-90" w:type="dxa"/>
         <w:tblBorders>
           <w:top w:val="none" w:sz="0" w:space="0" w:color="auto"/>
           <w:left w:val="none" w:sz="0" w:space="0" w:color="auto"/>
@@ -74,14 +75,14 @@
         <w:tblLook w:val="04A0" w:firstRow="1" w:lastRow="0" w:firstColumn="1" w:lastColumn="0" w:noHBand="0" w:noVBand="1"/>
       </w:tblPr>
       <w:tblGrid>
-        <w:gridCol w:w="2030"/>
-        <w:gridCol w:w="676"/>
-        <w:gridCol w:w="673"/>
-        <w:gridCol w:w="1051"/>
-        <w:gridCol w:w="1154"/>
+        <w:gridCol w:w="2119"/>
+        <w:gridCol w:w="677"/>
+        <w:gridCol w:w="672"/>
+        <w:gridCol w:w="1050"/>
+        <w:gridCol w:w="1156"/>
         <w:gridCol w:w="2066"/>
         <w:gridCol w:w="1913"/>
-        <w:gridCol w:w="1813"/>
+        <w:gridCol w:w="1814"/>
       </w:tblGrid>
       <w:tr>
         <w:trPr>
@@ -89,7 +90,7 @@
         </w:trPr>
         <w:tc>
           <w:tcPr>
-            <w:tcW w:w="892" w:type="pct"/>
+            <w:tcW w:w="924" w:type="pct"/>
             <w:vAlign w:val="center"/>
           </w:tcPr>
           <w:p>
@@ -110,7 +111,7 @@
         </w:tc>
         <w:tc>
           <w:tcPr>
-            <w:tcW w:w="593" w:type="pct"/>
+            <w:tcW w:w="588" w:type="pct"/>
             <w:gridSpan w:val="2"/>
             <w:vAlign w:val="center"/>
           </w:tcPr>
@@ -146,7 +147,7 @@
         </w:tc>
         <w:tc>
           <w:tcPr>
-            <w:tcW w:w="462" w:type="pct"/>
+            <w:tcW w:w="458" w:type="pct"/>
             <w:vAlign w:val="center"/>
           </w:tcPr>
           <w:p>
@@ -167,7 +168,7 @@
         </w:tc>
         <w:tc>
           <w:tcPr>
-            <w:tcW w:w="1415" w:type="pct"/>
+            <w:tcW w:w="1404" w:type="pct"/>
             <w:gridSpan w:val="2"/>
             <w:vAlign w:val="center"/>
           </w:tcPr>
@@ -189,7 +190,7 @@
         </w:tc>
         <w:tc>
           <w:tcPr>
-            <w:tcW w:w="841" w:type="pct"/>
+            <w:tcW w:w="834" w:type="pct"/>
             <w:vAlign w:val="center"/>
           </w:tcPr>
           <w:p>
@@ -210,7 +211,7 @@
         </w:tc>
         <w:tc>
           <w:tcPr>
-            <w:tcW w:w="797" w:type="pct"/>
+            <w:tcW w:w="791" w:type="pct"/>
             <w:vAlign w:val="center"/>
           </w:tcPr>
           <w:p>
@@ -237,7 +238,7 @@
         </w:trPr>
         <w:tc>
           <w:tcPr>
-            <w:tcW w:w="892" w:type="pct"/>
+            <w:tcW w:w="924" w:type="pct"/>
             <w:vAlign w:val="center"/>
           </w:tcPr>
           <w:p>
@@ -258,7 +259,7 @@
         </w:tc>
         <w:tc>
           <w:tcPr>
-            <w:tcW w:w="593" w:type="pct"/>
+            <w:tcW w:w="588" w:type="pct"/>
             <w:gridSpan w:val="2"/>
             <w:vAlign w:val="center"/>
           </w:tcPr>
@@ -280,7 +281,7 @@
         </w:tc>
         <w:tc>
           <w:tcPr>
-            <w:tcW w:w="462" w:type="pct"/>
+            <w:tcW w:w="458" w:type="pct"/>
             <w:vAlign w:val="center"/>
           </w:tcPr>
           <w:p>
@@ -301,7 +302,7 @@
         </w:tc>
         <w:tc>
           <w:tcPr>
-            <w:tcW w:w="507" w:type="pct"/>
+            <w:tcW w:w="503" w:type="pct"/>
             <w:vAlign w:val="center"/>
           </w:tcPr>
           <w:p>
@@ -322,35 +323,44 @@
         </w:tc>
         <w:tc>
           <w:tcPr>
-            <w:tcW w:w="908" w:type="pct"/>
-            <w:vAlign w:val="center"/>
-          </w:tcPr>
-          <w:p>
-            <w:pPr>
-              <w:rPr>
-                <w:sz w:val="22"/>
-                <w:szCs w:val="22"/>
-              </w:rPr>
-            </w:pPr>
-            <w:r>
-              <w:rPr>
-                <w:sz w:val="22"/>
-                <w:szCs w:val="22"/>
-              </w:rPr>
-              <w:t>Loader # ____</w:t>
-            </w:r>
-            <w:r>
-              <w:rPr>
-                <w:sz w:val="22"/>
-                <w:szCs w:val="22"/>
-              </w:rPr>
-              <w:t>____</w:t>
-            </w:r>
-          </w:p>
-        </w:tc>
-        <w:tc>
-          <w:tcPr>
-            <w:tcW w:w="841" w:type="pct"/>
+            <w:tcW w:w="901" w:type="pct"/>
+            <w:vAlign w:val="center"/>
+          </w:tcPr>
+          <w:p>
+            <w:pPr>
+              <w:rPr>
+                <w:sz w:val="22"/>
+                <w:szCs w:val="22"/>
+              </w:rPr>
+            </w:pPr>
+            <w:proofErr w:type="gramStart"/>
+            <w:r>
+              <w:rPr>
+                <w:sz w:val="22"/>
+                <w:szCs w:val="22"/>
+              </w:rPr>
+              <w:t>Loader # _</w:t>
+            </w:r>
+            <w:proofErr w:type="gramEnd"/>
+            <w:r>
+              <w:rPr>
+                <w:sz w:val="22"/>
+                <w:szCs w:val="22"/>
+              </w:rPr>
+              <w:t>___</w:t>
+            </w:r>
+            <w:r>
+              <w:rPr>
+                <w:sz w:val="22"/>
+                <w:szCs w:val="22"/>
+              </w:rPr>
+              <w:t>__</w:t>
+            </w:r>
+          </w:p>
+        </w:tc>
+        <w:tc>
+          <w:tcPr>
+            <w:tcW w:w="834" w:type="pct"/>
             <w:vAlign w:val="center"/>
           </w:tcPr>
           <w:p>
@@ -371,7 +381,7 @@
         </w:tc>
         <w:tc>
           <w:tcPr>
-            <w:tcW w:w="797" w:type="pct"/>
+            <w:tcW w:w="791" w:type="pct"/>
             <w:vAlign w:val="center"/>
           </w:tcPr>
           <w:p>
@@ -398,7 +408,7 @@
         </w:trPr>
         <w:tc>
           <w:tcPr>
-            <w:tcW w:w="1189" w:type="pct"/>
+            <w:tcW w:w="1219" w:type="pct"/>
             <w:gridSpan w:val="2"/>
             <w:vAlign w:val="center"/>
           </w:tcPr>
@@ -420,7 +430,7 @@
         </w:tc>
         <w:tc>
           <w:tcPr>
-            <w:tcW w:w="1265" w:type="pct"/>
+            <w:tcW w:w="1255" w:type="pct"/>
             <w:gridSpan w:val="3"/>
             <w:vAlign w:val="center"/>
           </w:tcPr>
@@ -442,7 +452,7 @@
         </w:tc>
         <w:tc>
           <w:tcPr>
-            <w:tcW w:w="908" w:type="pct"/>
+            <w:tcW w:w="901" w:type="pct"/>
             <w:vAlign w:val="center"/>
           </w:tcPr>
           <w:p>
@@ -466,13 +476,13 @@
                 <w:sz w:val="22"/>
                 <w:szCs w:val="22"/>
               </w:rPr>
-              <w:t>_____</w:t>
-            </w:r>
-          </w:p>
-        </w:tc>
-        <w:tc>
-          <w:tcPr>
-            <w:tcW w:w="841" w:type="pct"/>
+              <w:t>___</w:t>
+            </w:r>
+          </w:p>
+        </w:tc>
+        <w:tc>
+          <w:tcPr>
+            <w:tcW w:w="834" w:type="pct"/>
             <w:vAlign w:val="center"/>
           </w:tcPr>
           <w:p>
@@ -493,7 +503,7 @@
         </w:tc>
         <w:tc>
           <w:tcPr>
-            <w:tcW w:w="797" w:type="pct"/>
+            <w:tcW w:w="791" w:type="pct"/>
             <w:vAlign w:val="center"/>
           </w:tcPr>
           <w:p>
@@ -518,7 +528,6 @@
     <w:p/>
     <w:p>
       <w:pPr>
-        <w:ind w:left="720"/>
         <w:rPr>
           <w:sz w:val="22"/>
           <w:szCs w:val="22"/>
@@ -674,7 +683,6 @@
     </w:p>
     <w:p>
       <w:pPr>
-        <w:ind w:left="720"/>
         <w:rPr>
           <w:sz w:val="22"/>
           <w:szCs w:val="22"/>
@@ -4121,6 +4129,26 @@
 </file>
 
 <file path=customXml/item1.xml><?xml version="1.0" encoding="utf-8"?>
+<p:properties xmlns:p="http://schemas.microsoft.com/office/2006/metadata/properties" xmlns:xsi="http://www.w3.org/2001/XMLSchema-instance" xmlns:pc="http://schemas.microsoft.com/office/infopath/2007/PartnerControls">
+  <documentManagement>
+    <lcf76f155ced4ddcb4097134ff3c332f xmlns="965ea561-ad20-4812-9cd9-3c32734f36ce">
+      <Terms xmlns="http://schemas.microsoft.com/office/infopath/2007/PartnerControls"/>
+    </lcf76f155ced4ddcb4097134ff3c332f>
+    <TaxCatchAll xmlns="08efea71-8d5a-4591-b281-7d5a017dc52c" xsi:nil="true"/>
+  </documentManagement>
+</p:properties>
+</file>
+
+<file path=customXml/item2.xml><?xml version="1.0" encoding="utf-8"?>
+<?mso-contentType ?>
+<FormTemplates xmlns="http://schemas.microsoft.com/sharepoint/v3/contenttype/forms">
+  <Display>DocumentLibraryForm</Display>
+  <Edit>DocumentLibraryForm</Edit>
+  <New>DocumentLibraryForm</New>
+</FormTemplates>
+</file>
+
+<file path=customXml/item3.xml><?xml version="1.0" encoding="utf-8"?>
 <ct:contentTypeSchema xmlns:ct="http://schemas.microsoft.com/office/2006/metadata/contentType" xmlns:ma="http://schemas.microsoft.com/office/2006/metadata/properties/metaAttributes" ct:_="" ma:_="" ma:contentTypeName="Document" ma:contentTypeID="0x010100BCF9494F72C1D04797BE99413A5D2F44" ma:contentTypeVersion="15" ma:contentTypeDescription="Create a new document." ma:contentTypeScope="" ma:versionID="8bfe13b73aae585483da501e50656fa9">
   <xsd:schema xmlns:xsd="http://www.w3.org/2001/XMLSchema" xmlns:xs="http://www.w3.org/2001/XMLSchema" xmlns:p="http://schemas.microsoft.com/office/2006/metadata/properties" xmlns:ns2="965ea561-ad20-4812-9cd9-3c32734f36ce" xmlns:ns3="08efea71-8d5a-4591-b281-7d5a017dc52c" targetNamespace="http://schemas.microsoft.com/office/2006/metadata/properties" ma:root="true" ma:fieldsID="0f1b02e95a6b85084f79ddf8f6ebe58a" ns2:_="" ns3:_="">
     <xsd:import namespace="965ea561-ad20-4812-9cd9-3c32734f36ce"/>
@@ -4355,27 +4383,26 @@
 </ct:contentTypeSchema>
 </file>
 
-<file path=customXml/item2.xml><?xml version="1.0" encoding="utf-8"?>
-<?mso-contentType ?>
-<FormTemplates xmlns="http://schemas.microsoft.com/sharepoint/v3/contenttype/forms">
-  <Display>DocumentLibraryForm</Display>
-  <Edit>DocumentLibraryForm</Edit>
-  <New>DocumentLibraryForm</New>
-</FormTemplates>
+<file path=customXml/itemProps1.xml><?xml version="1.0" encoding="utf-8"?>
+<ds:datastoreItem xmlns:ds="http://schemas.openxmlformats.org/officeDocument/2006/customXml" ds:itemID="{29B114DD-23E3-4D2C-A4C9-5A8775C198DB}">
+  <ds:schemaRefs>
+    <ds:schemaRef ds:uri="http://schemas.microsoft.com/office/2006/metadata/properties"/>
+    <ds:schemaRef ds:uri="http://schemas.microsoft.com/office/infopath/2007/PartnerControls"/>
+    <ds:schemaRef ds:uri="965ea561-ad20-4812-9cd9-3c32734f36ce"/>
+    <ds:schemaRef ds:uri="08efea71-8d5a-4591-b281-7d5a017dc52c"/>
+  </ds:schemaRefs>
+</ds:datastoreItem>
 </file>
 
-<file path=customXml/item3.xml><?xml version="1.0" encoding="utf-8"?>
-<p:properties xmlns:p="http://schemas.microsoft.com/office/2006/metadata/properties" xmlns:xsi="http://www.w3.org/2001/XMLSchema-instance" xmlns:pc="http://schemas.microsoft.com/office/infopath/2007/PartnerControls">
-  <documentManagement>
-    <lcf76f155ced4ddcb4097134ff3c332f xmlns="965ea561-ad20-4812-9cd9-3c32734f36ce">
-      <Terms xmlns="http://schemas.microsoft.com/office/infopath/2007/PartnerControls"/>
-    </lcf76f155ced4ddcb4097134ff3c332f>
-    <TaxCatchAll xmlns="08efea71-8d5a-4591-b281-7d5a017dc52c" xsi:nil="true"/>
-  </documentManagement>
-</p:properties>
+<file path=customXml/itemProps2.xml><?xml version="1.0" encoding="utf-8"?>
+<ds:datastoreItem xmlns:ds="http://schemas.openxmlformats.org/officeDocument/2006/customXml" ds:itemID="{7AEFA8E1-1490-49F7-928B-7881DD1F11B7}">
+  <ds:schemaRefs>
+    <ds:schemaRef ds:uri="http://schemas.microsoft.com/sharepoint/v3/contenttype/forms"/>
+  </ds:schemaRefs>
+</ds:datastoreItem>
 </file>
 
-<file path=customXml/itemProps1.xml><?xml version="1.0" encoding="utf-8"?>
+<file path=customXml/itemProps3.xml><?xml version="1.0" encoding="utf-8"?>
 <ds:datastoreItem xmlns:ds="http://schemas.openxmlformats.org/officeDocument/2006/customXml" ds:itemID="{38705141-4D9F-414F-A212-8A63D7C54D37}">
   <ds:schemaRefs>
     <ds:schemaRef ds:uri="http://schemas.microsoft.com/office/2006/metadata/contentType"/>
@@ -4392,23 +4419,4 @@
     <ds:schemaRef ds:uri="http://schemas.microsoft.com/internal/obd"/>
   </ds:schemaRefs>
 </ds:datastoreItem>
-</file>
-
-<file path=customXml/itemProps2.xml><?xml version="1.0" encoding="utf-8"?>
-<ds:datastoreItem xmlns:ds="http://schemas.openxmlformats.org/officeDocument/2006/customXml" ds:itemID="{7AEFA8E1-1490-49F7-928B-7881DD1F11B7}">
-  <ds:schemaRefs>
-    <ds:schemaRef ds:uri="http://schemas.microsoft.com/sharepoint/v3/contenttype/forms"/>
-  </ds:schemaRefs>
-</ds:datastoreItem>
-</file>
-
-<file path=customXml/itemProps3.xml><?xml version="1.0" encoding="utf-8"?>
-<ds:datastoreItem xmlns:ds="http://schemas.openxmlformats.org/officeDocument/2006/customXml" ds:itemID="{29B114DD-23E3-4D2C-A4C9-5A8775C198DB}">
-  <ds:schemaRefs>
-    <ds:schemaRef ds:uri="http://schemas.microsoft.com/office/2006/metadata/properties"/>
-    <ds:schemaRef ds:uri="http://schemas.microsoft.com/office/infopath/2007/PartnerControls"/>
-    <ds:schemaRef ds:uri="965ea561-ad20-4812-9cd9-3c32734f36ce"/>
-    <ds:schemaRef ds:uri="08efea71-8d5a-4591-b281-7d5a017dc52c"/>
-  </ds:schemaRefs>
-</ds:datastoreItem>
 </file>
--- a/Master Manifest_template.docx
+++ b/Master Manifest_template.docx
@@ -1453,7 +1453,7 @@
         <w:tc>
           <w:tcPr>
             <w:tcW w:w="2223" w:type="dxa"/>
-            <w:vAlign w:val="center"/>
+            <w:vAlign w:val="bottom"/>
           </w:tcPr>
           <w:p>
             <w:pPr>
@@ -1730,7 +1730,7 @@
         <w:tc>
           <w:tcPr>
             <w:tcW w:w="2223" w:type="dxa"/>
-            <w:vAlign w:val="center"/>
+            <w:vAlign w:val="bottom"/>
           </w:tcPr>
           <w:p>
             <w:pPr>
@@ -2021,7 +2021,7 @@
         <w:tc>
           <w:tcPr>
             <w:tcW w:w="2223" w:type="dxa"/>
-            <w:vAlign w:val="center"/>
+            <w:vAlign w:val="bottom"/>
           </w:tcPr>
           <w:p>
             <w:pPr>
@@ -2312,7 +2312,7 @@
         <w:tc>
           <w:tcPr>
             <w:tcW w:w="2223" w:type="dxa"/>
-            <w:vAlign w:val="center"/>
+            <w:vAlign w:val="bottom"/>
           </w:tcPr>
           <w:p>
             <w:pPr>
@@ -2603,7 +2603,7 @@
         <w:tc>
           <w:tcPr>
             <w:tcW w:w="2223" w:type="dxa"/>
-            <w:vAlign w:val="center"/>
+            <w:vAlign w:val="bottom"/>
           </w:tcPr>
           <w:p>
             <w:pPr>
@@ -4129,6 +4129,15 @@
 </file>
 
 <file path=customXml/item1.xml><?xml version="1.0" encoding="utf-8"?>
+<?mso-contentType ?>
+<FormTemplates xmlns="http://schemas.microsoft.com/sharepoint/v3/contenttype/forms">
+  <Display>DocumentLibraryForm</Display>
+  <Edit>DocumentLibraryForm</Edit>
+  <New>DocumentLibraryForm</New>
+</FormTemplates>
+</file>
+
+<file path=customXml/item2.xml><?xml version="1.0" encoding="utf-8"?>
 <p:properties xmlns:p="http://schemas.microsoft.com/office/2006/metadata/properties" xmlns:xsi="http://www.w3.org/2001/XMLSchema-instance" xmlns:pc="http://schemas.microsoft.com/office/infopath/2007/PartnerControls">
   <documentManagement>
     <lcf76f155ced4ddcb4097134ff3c332f xmlns="965ea561-ad20-4812-9cd9-3c32734f36ce">
@@ -4137,15 +4146,6 @@
     <TaxCatchAll xmlns="08efea71-8d5a-4591-b281-7d5a017dc52c" xsi:nil="true"/>
   </documentManagement>
 </p:properties>
-</file>
-
-<file path=customXml/item2.xml><?xml version="1.0" encoding="utf-8"?>
-<?mso-contentType ?>
-<FormTemplates xmlns="http://schemas.microsoft.com/sharepoint/v3/contenttype/forms">
-  <Display>DocumentLibraryForm</Display>
-  <Edit>DocumentLibraryForm</Edit>
-  <New>DocumentLibraryForm</New>
-</FormTemplates>
 </file>
 
 <file path=customXml/item3.xml><?xml version="1.0" encoding="utf-8"?>
@@ -4384,20 +4384,20 @@
 </file>
 
 <file path=customXml/itemProps1.xml><?xml version="1.0" encoding="utf-8"?>
+<ds:datastoreItem xmlns:ds="http://schemas.openxmlformats.org/officeDocument/2006/customXml" ds:itemID="{7AEFA8E1-1490-49F7-928B-7881DD1F11B7}">
+  <ds:schemaRefs>
+    <ds:schemaRef ds:uri="http://schemas.microsoft.com/sharepoint/v3/contenttype/forms"/>
+  </ds:schemaRefs>
+</ds:datastoreItem>
+</file>
+
+<file path=customXml/itemProps2.xml><?xml version="1.0" encoding="utf-8"?>
 <ds:datastoreItem xmlns:ds="http://schemas.openxmlformats.org/officeDocument/2006/customXml" ds:itemID="{29B114DD-23E3-4D2C-A4C9-5A8775C198DB}">
   <ds:schemaRefs>
     <ds:schemaRef ds:uri="http://schemas.microsoft.com/office/2006/metadata/properties"/>
     <ds:schemaRef ds:uri="http://schemas.microsoft.com/office/infopath/2007/PartnerControls"/>
     <ds:schemaRef ds:uri="965ea561-ad20-4812-9cd9-3c32734f36ce"/>
     <ds:schemaRef ds:uri="08efea71-8d5a-4591-b281-7d5a017dc52c"/>
-  </ds:schemaRefs>
-</ds:datastoreItem>
-</file>
-
-<file path=customXml/itemProps2.xml><?xml version="1.0" encoding="utf-8"?>
-<ds:datastoreItem xmlns:ds="http://schemas.openxmlformats.org/officeDocument/2006/customXml" ds:itemID="{7AEFA8E1-1490-49F7-928B-7881DD1F11B7}">
-  <ds:schemaRefs>
-    <ds:schemaRef ds:uri="http://schemas.microsoft.com/sharepoint/v3/contenttype/forms"/>
   </ds:schemaRefs>
 </ds:datastoreItem>
 </file>
